--- a/documentation/EduPredict.docx
+++ b/documentation/EduPredict.docx
@@ -1,6 +1,6 @@
 
 <file path=word/document.xml><?xml version="1.0" encoding="utf-8"?>
-<w:document xmlns:wpc="http://schemas.microsoft.com/office/word/2010/wordprocessingCanvas" xmlns:cx="http://schemas.microsoft.com/office/drawing/2014/chartex" xmlns:cx1="http://schemas.microsoft.com/office/drawing/2015/9/8/chartex" xmlns:cx2="http://schemas.microsoft.com/office/drawing/2015/10/21/chartex" xmlns:cx3="http://schemas.microsoft.com/office/drawing/2016/5/9/chartex" xmlns:cx4="http://schemas.microsoft.com/office/drawing/2016/5/10/chartex" xmlns:cx5="http://schemas.microsoft.com/office/drawing/2016/5/11/chartex" xmlns:cx6="http://schemas.microsoft.com/office/drawing/2016/5/12/chartex" xmlns:cx7="http://schemas.microsoft.com/office/drawing/2016/5/13/chartex" xmlns:cx8="http://schemas.microsoft.com/office/drawing/2016/5/14/chartex" xmlns:mc="http://schemas.openxmlformats.org/markup-compatibility/2006" xmlns:aink="http://schemas.microsoft.com/office/drawing/2016/ink" xmlns:am3d="http://schemas.microsoft.com/office/drawing/2017/model3d" xmlns:o="urn:schemas-microsoft-com:office:office" xmlns:oel="http://schemas.microsoft.com/office/2019/extlst" xmlns:r="http://schemas.openxmlformats.org/officeDocument/2006/relationships" xmlns:m="http://schemas.openxmlformats.org/officeDocument/2006/math" xmlns:v="urn:schemas-microsoft-com:vml" xmlns:wp14="http://schemas.microsoft.com/office/word/2010/wordprocessingDrawing" xmlns:wp="http://schemas.openxmlformats.org/drawingml/2006/wordprocessingDrawing" xmlns:w10="urn:schemas-microsoft-com:office:word" xmlns:w="http://schemas.openxmlformats.org/wordprocessingml/2006/main" xmlns:w14="http://schemas.microsoft.com/office/word/2010/wordml" xmlns:w15="http://schemas.microsoft.com/office/word/2012/wordml" xmlns:w16cex="http://schemas.microsoft.com/office/word/2018/wordml/cex" xmlns:w16cid="http://schemas.microsoft.com/office/word/2016/wordml/cid" xmlns:w16="http://schemas.microsoft.com/office/word/2018/wordml" xmlns:w16du="http://schemas.microsoft.com/office/word/2023/wordml/word16du" xmlns:w16sdtdh="http://schemas.microsoft.com/office/word/2020/wordml/sdtdatahash" xmlns:w16sdtfl="http://schemas.microsoft.com/office/word/2024/wordml/sdtformatlock" xmlns:w16se="http://schemas.microsoft.com/office/word/2015/wordml/symex" xmlns:wpg="http://schemas.microsoft.com/office/word/2010/wordprocessingGroup" xmlns:wpi="http://schemas.microsoft.com/office/word/2010/wordprocessingInk" xmlns:wne="http://schemas.microsoft.com/office/word/2006/wordml" xmlns:wps="http://schemas.microsoft.com/office/word/2010/wordprocessingShape" mc:Ignorable="w14 w15 w16se w16cid w16 w16cex w16sdtdh w16sdtfl w16du wp14">
+<w:document xmlns:wpc="http://schemas.microsoft.com/office/word/2010/wordprocessingCanvas" xmlns:cx="http://schemas.microsoft.com/office/drawing/2014/chartex" xmlns:cx1="http://schemas.microsoft.com/office/drawing/2015/9/8/chartex" xmlns:cx2="http://schemas.microsoft.com/office/drawing/2015/10/21/chartex" xmlns:cx3="http://schemas.microsoft.com/office/drawing/2016/5/9/chartex" xmlns:cx4="http://schemas.microsoft.com/office/drawing/2016/5/10/chartex" xmlns:cx5="http://schemas.microsoft.com/office/drawing/2016/5/11/chartex" xmlns:cx6="http://schemas.microsoft.com/office/drawing/2016/5/12/chartex" xmlns:cx7="http://schemas.microsoft.com/office/drawing/2016/5/13/chartex" xmlns:cx8="http://schemas.microsoft.com/office/drawing/2016/5/14/chartex" xmlns:mc="http://schemas.openxmlformats.org/markup-compatibility/2006" xmlns:aink="http://schemas.microsoft.com/office/drawing/2016/ink" xmlns:am3d="http://schemas.microsoft.com/office/drawing/2017/model3d" xmlns:o="urn:schemas-microsoft-com:office:office" xmlns:oel="http://schemas.microsoft.com/office/2019/extlst" xmlns:r="http://schemas.openxmlformats.org/officeDocument/2006/relationships" xmlns:m="http://schemas.openxmlformats.org/officeDocument/2006/math" xmlns:v="urn:schemas-microsoft-com:vml" xmlns:wp14="http://schemas.microsoft.com/office/word/2010/wordprocessingDrawing" xmlns:wp="http://schemas.openxmlformats.org/drawingml/2006/wordprocessingDrawing" xmlns:w10="urn:schemas-microsoft-com:office:word" xmlns:w="http://schemas.openxmlformats.org/wordprocessingml/2006/main" xmlns:w14="http://schemas.microsoft.com/office/word/2010/wordml" xmlns:w15="http://schemas.microsoft.com/office/word/2012/wordml" xmlns:w16cex="http://schemas.microsoft.com/office/word/2018/wordml/cex" xmlns:w16cid="http://schemas.microsoft.com/office/word/2016/wordml/cid" xmlns:w16="http://schemas.microsoft.com/office/word/2018/wordml" xmlns:w16sdtdh="http://schemas.microsoft.com/office/word/2020/wordml/sdtdatahash" xmlns:w16se="http://schemas.microsoft.com/office/word/2015/wordml/symex" xmlns:wpg="http://schemas.microsoft.com/office/word/2010/wordprocessingGroup" xmlns:wpi="http://schemas.microsoft.com/office/word/2010/wordprocessingInk" xmlns:wne="http://schemas.microsoft.com/office/word/2006/wordml" xmlns:wps="http://schemas.microsoft.com/office/word/2010/wordprocessingShape" mc:Ignorable="w14 w15 w16se w16cid w16 w16cex w16sdtdh wp14">
   <w:body>
     <w:p>
       <w:pPr>
@@ -195,7 +195,6 @@
                 <w:bCs/>
                 <w:sz w:val="32"/>
                 <w:szCs w:val="32"/>
-                <w:lang/>
               </w:rPr>
             </w:pPr>
           </w:p>
@@ -936,6 +935,7 @@
           <w:sz w:val="32"/>
           <w:szCs w:val="28"/>
         </w:rPr>
+        <w:lastRenderedPageBreak/>
         <w:t>First and foremost, I would like to express my sincere gratitude to my teacher, Sir Muhammad Umer, for his invaluable guidance, continuous support, and encouragement throughout the completion of this project within the given timeframe. His expert advice and motivation played a vital role in the successful completion of this work.</w:t>
       </w:r>
     </w:p>
@@ -1145,7 +1145,44 @@
     </w:p>
     <w:p>
       <w:pPr>
-        <w:pStyle w:val="ListParagraph"/>
+        <w:jc w:val="center"/>
+        <w:rPr>
+          <w:rFonts w:ascii="Algerain" w:hAnsi="Algerain"/>
+          <w:b/>
+          <w:bCs/>
+          <w:i/>
+          <w:sz w:val="52"/>
+          <w:szCs w:val="52"/>
+        </w:rPr>
+      </w:pPr>
+      <w:r>
+        <w:rPr>
+          <w:rFonts w:ascii="Algerain" w:hAnsi="Algerain"/>
+          <w:b/>
+          <w:bCs/>
+          <w:i/>
+          <w:sz w:val="52"/>
+          <w:szCs w:val="52"/>
+        </w:rPr>
+        <w:t xml:space="preserve">Project Link </w:t>
+      </w:r>
+      <w:proofErr w:type="spellStart"/>
+      <w:r>
+        <w:rPr>
+          <w:rFonts w:ascii="Algerain" w:hAnsi="Algerain"/>
+          <w:b/>
+          <w:bCs/>
+          <w:i/>
+          <w:sz w:val="52"/>
+          <w:szCs w:val="52"/>
+        </w:rPr>
+        <w:t>Github</w:t>
+      </w:r>
+      <w:proofErr w:type="spellEnd"/>
+    </w:p>
+    <w:p>
+      <w:pPr>
+        <w:jc w:val="center"/>
         <w:rPr>
           <w:rFonts w:ascii="Algerain" w:hAnsi="Algerain"/>
           <w:i/>
@@ -1153,50 +1190,15 @@
           <w:szCs w:val="28"/>
         </w:rPr>
       </w:pPr>
-    </w:p>
-    <w:p>
-      <w:pPr>
-        <w:pStyle w:val="ListParagraph"/>
+      <w:r>
         <w:rPr>
           <w:rFonts w:ascii="Algerain" w:hAnsi="Algerain"/>
           <w:i/>
           <w:sz w:val="32"/>
           <w:szCs w:val="28"/>
         </w:rPr>
-      </w:pPr>
-    </w:p>
-    <w:p>
-      <w:pPr>
-        <w:pStyle w:val="ListParagraph"/>
-        <w:rPr>
-          <w:rFonts w:ascii="Algerain" w:hAnsi="Algerain"/>
-          <w:i/>
-          <w:sz w:val="32"/>
-          <w:szCs w:val="28"/>
-        </w:rPr>
-      </w:pPr>
-    </w:p>
-    <w:p>
-      <w:pPr>
-        <w:pStyle w:val="ListParagraph"/>
-        <w:rPr>
-          <w:rFonts w:ascii="Algerain" w:hAnsi="Algerain"/>
-          <w:i/>
-          <w:sz w:val="32"/>
-          <w:szCs w:val="28"/>
-        </w:rPr>
-      </w:pPr>
-    </w:p>
-    <w:p>
-      <w:pPr>
-        <w:pStyle w:val="ListParagraph"/>
-        <w:rPr>
-          <w:rFonts w:ascii="Algerain" w:hAnsi="Algerain"/>
-          <w:i/>
-          <w:sz w:val="32"/>
-          <w:szCs w:val="28"/>
-        </w:rPr>
-      </w:pPr>
+        <w:t>https://github.com/Amishdhera/EduPredict.git</w:t>
+      </w:r>
     </w:p>
     <w:p>
       <w:pPr>
@@ -1258,6 +1260,7 @@
           <w:sz w:val="36"/>
           <w:szCs w:val="32"/>
         </w:rPr>
+        <w:lastRenderedPageBreak/>
         <w:t xml:space="preserve">The </w:t>
       </w:r>
       <w:proofErr w:type="spellStart"/>
@@ -1462,6 +1465,7 @@
           <w:sz w:val="36"/>
           <w:szCs w:val="32"/>
         </w:rPr>
+        <w:lastRenderedPageBreak/>
         <w:drawing>
           <wp:inline distT="0" distB="0" distL="0" distR="0" wp14:anchorId="221CE3B4" wp14:editId="05EAAF90">
             <wp:extent cx="3170829" cy="2468910"/>
@@ -1688,7 +1692,16 @@
           <w:i/>
           <w:sz w:val="32"/>
         </w:rPr>
-        <w:t>Educational institutions face significant challenges in managing and analyzing large volumes of student and academic data efficiently, including student performance tracking, attendance monitoring, resource allocation, and dropout risk assessment. Traditional manual or fragmented systems often lead to inaccuracies, delays in decision-making, and reduced effectiveness in improving learning outcomes.</w:t>
+        <w:t xml:space="preserve">Educational institutions face significant challenges in managing and analyzing large volumes of student and academic data efficiently, including student performance tracking, attendance monitoring, </w:t>
+      </w:r>
+      <w:r>
+        <w:rPr>
+          <w:rFonts w:ascii="Algerain" w:hAnsi="Algerain"/>
+          <w:i/>
+          <w:sz w:val="32"/>
+        </w:rPr>
+        <w:lastRenderedPageBreak/>
+        <w:t>resource allocation, and dropout risk assessment. Traditional manual or fragmented systems often lead to inaccuracies, delays in decision-making, and reduced effectiveness in improving learning outcomes.</w:t>
       </w:r>
     </w:p>
     <w:p>
@@ -1951,6 +1964,7 @@
           <w:szCs w:val="72"/>
           <w:u w:val="double"/>
         </w:rPr>
+        <w:lastRenderedPageBreak/>
         <w:t>Customer Requirement Specification (CRS)</w:t>
       </w:r>
     </w:p>
@@ -2468,6 +2482,7 @@
           <w:sz w:val="32"/>
           <w:szCs w:val="32"/>
         </w:rPr>
+        <w:lastRenderedPageBreak/>
         <w:t>.</w:t>
       </w:r>
     </w:p>
@@ -2675,7 +2690,17 @@
           <w:sz w:val="32"/>
           <w:szCs w:val="28"/>
         </w:rPr>
-        <w:t xml:space="preserve"> aimed at improving educational decision-making through data analytics and predictive modeling. Key functionalities include:</w:t>
+        <w:t xml:space="preserve"> aimed at improving educational decision-making through </w:t>
+      </w:r>
+      <w:r>
+        <w:rPr>
+          <w:rFonts w:ascii="Algerain" w:hAnsi="Algerain"/>
+          <w:i/>
+          <w:sz w:val="32"/>
+          <w:szCs w:val="28"/>
+        </w:rPr>
+        <w:lastRenderedPageBreak/>
+        <w:t>data analytics and predictive modeling. Key functionalities include:</w:t>
       </w:r>
     </w:p>
     <w:p>
@@ -2950,6 +2975,7 @@
           <w:sz w:val="32"/>
           <w:szCs w:val="28"/>
         </w:rPr>
+        <w:lastRenderedPageBreak/>
         <w:t>This system aims to improve the quality of education by centralizing academic data and enabling data-driven decision-making to enhance student success and institutional efficiency.</w:t>
       </w:r>
     </w:p>
@@ -2966,7 +2992,6 @@
           <w:i/>
           <w:sz w:val="32"/>
           <w:szCs w:val="28"/>
-          <w:lang/>
         </w:rPr>
       </w:pPr>
       <w:r>
@@ -2975,7 +3000,6 @@
           <w:i/>
           <w:sz w:val="32"/>
           <w:szCs w:val="28"/>
-          <w:lang/>
         </w:rPr>
         <w:t>.</w:t>
       </w:r>
@@ -2989,7 +3013,6 @@
           <w:i/>
           <w:sz w:val="32"/>
           <w:szCs w:val="28"/>
-          <w:lang/>
         </w:rPr>
       </w:pPr>
       <w:r>
@@ -2998,7 +3021,6 @@
           <w:i/>
           <w:sz w:val="32"/>
           <w:szCs w:val="28"/>
-          <w:lang/>
         </w:rPr>
         <w:t>This system aims to optimize hotel management by consolidating essential operational functions into a single, efficient platform that enhances both staff productivity and guest satisfaction.</w:t>
       </w:r>
@@ -3849,6 +3871,14 @@
                 <w:szCs w:val="32"/>
               </w:rPr>
               <w:br/>
+            </w:r>
+            <w:r>
+              <w:rPr>
+                <w:rFonts w:ascii="Adobe Garamond Pro Bold" w:hAnsi="Adobe Garamond Pro Bold"/>
+                <w:sz w:val="32"/>
+                <w:szCs w:val="32"/>
+              </w:rPr>
+              <w:lastRenderedPageBreak/>
               <w:t>U</w:t>
             </w:r>
             <w:r>
@@ -4089,6 +4119,7 @@
                 <w:sz w:val="32"/>
                 <w:szCs w:val="220"/>
               </w:rPr>
+              <w:lastRenderedPageBreak/>
               <w:t xml:space="preserve">Actual </w:t>
             </w:r>
           </w:p>
@@ -4315,6 +4346,7 @@
             <w:tblPr>
               <w:tblW w:w="0" w:type="auto"/>
               <w:tblCellSpacing w:w="15" w:type="dxa"/>
+              <w:tblLayout w:type="fixed"/>
               <w:tblCellMar>
                 <w:top w:w="15" w:type="dxa"/>
                 <w:left w:w="15" w:type="dxa"/>
@@ -4370,6 +4402,7 @@
             <w:tblPr>
               <w:tblW w:w="0" w:type="auto"/>
               <w:tblCellSpacing w:w="15" w:type="dxa"/>
+              <w:tblLayout w:type="fixed"/>
               <w:tblCellMar>
                 <w:top w:w="15" w:type="dxa"/>
                 <w:left w:w="15" w:type="dxa"/>
@@ -4568,6 +4601,7 @@
                 <w:sz w:val="36"/>
                 <w:szCs w:val="36"/>
               </w:rPr>
+              <w:lastRenderedPageBreak/>
               <w:t>5</w:t>
             </w:r>
           </w:p>
@@ -5146,6 +5180,7 @@
             <w:tblPr>
               <w:tblW w:w="0" w:type="auto"/>
               <w:tblCellSpacing w:w="15" w:type="dxa"/>
+              <w:tblLayout w:type="fixed"/>
               <w:tblCellMar>
                 <w:top w:w="15" w:type="dxa"/>
                 <w:left w:w="15" w:type="dxa"/>
@@ -5205,6 +5240,7 @@
             <w:tblPr>
               <w:tblW w:w="0" w:type="auto"/>
               <w:tblCellSpacing w:w="15" w:type="dxa"/>
+              <w:tblLayout w:type="fixed"/>
               <w:tblCellMar>
                 <w:top w:w="15" w:type="dxa"/>
                 <w:left w:w="15" w:type="dxa"/>
@@ -5301,6 +5337,7 @@
                 <w:sz w:val="36"/>
                 <w:szCs w:val="220"/>
               </w:rPr>
+              <w:lastRenderedPageBreak/>
               <w:t>0</w:t>
             </w:r>
             <w:r>
@@ -5492,17 +5529,7 @@
                 <w:sz w:val="36"/>
                 <w:szCs w:val="36"/>
               </w:rPr>
-              <w:t>Kainat Naz</w:t>
-            </w:r>
-            <w:r>
-              <w:rPr>
-                <w:rFonts w:ascii="Adobe Caslon Pro" w:hAnsi="Adobe Caslon Pro"/>
-                <w:bCs/>
-                <w:iCs/>
-                <w:sz w:val="36"/>
-                <w:szCs w:val="36"/>
-              </w:rPr>
-              <w:t xml:space="preserve"> </w:t>
+              <w:t xml:space="preserve">Kainat Naz </w:t>
             </w:r>
           </w:p>
         </w:tc>
@@ -5614,31 +5641,6 @@
                 <w:szCs w:val="220"/>
               </w:rPr>
             </w:pPr>
-            <w:r>
-              <w:rPr>
-                <w:b/>
-                <w:bCs/>
-                <w:i/>
-                <w:iCs/>
-                <w:sz w:val="32"/>
-                <w:szCs w:val="220"/>
-              </w:rPr>
-              <w:t>Login/Register UI Development</w:t>
-            </w:r>
-          </w:p>
-          <w:p>
-            <w:pPr>
-              <w:spacing w:after="0" w:line="240" w:lineRule="auto"/>
-              <w:jc w:val="center"/>
-              <w:rPr>
-                <w:b/>
-                <w:bCs/>
-                <w:i/>
-                <w:iCs/>
-                <w:sz w:val="32"/>
-                <w:szCs w:val="220"/>
-              </w:rPr>
-            </w:pPr>
           </w:p>
         </w:tc>
         <w:tc>
@@ -5743,6 +5745,7 @@
             <w:tblPr>
               <w:tblW w:w="0" w:type="auto"/>
               <w:tblCellSpacing w:w="15" w:type="dxa"/>
+              <w:tblLayout w:type="fixed"/>
               <w:tblCellMar>
                 <w:top w:w="15" w:type="dxa"/>
                 <w:left w:w="15" w:type="dxa"/>
@@ -5792,6 +5795,7 @@
             <w:tblPr>
               <w:tblW w:w="0" w:type="auto"/>
               <w:tblCellSpacing w:w="15" w:type="dxa"/>
+              <w:tblLayout w:type="fixed"/>
               <w:tblCellMar>
                 <w:top w:w="15" w:type="dxa"/>
                 <w:left w:w="15" w:type="dxa"/>
@@ -5828,8 +5832,18 @@
                       <w:sz w:val="32"/>
                       <w:szCs w:val="32"/>
                     </w:rPr>
-                    <w:t>Muhammad Zonain</w:t>
+                    <w:t xml:space="preserve">Muhammad </w:t>
                   </w:r>
+                  <w:proofErr w:type="spellStart"/>
+                  <w:r>
+                    <w:rPr>
+                      <w:rFonts w:ascii="Adobe Garamond Pro Bold" w:hAnsi="Adobe Garamond Pro Bold"/>
+                      <w:sz w:val="32"/>
+                      <w:szCs w:val="32"/>
+                    </w:rPr>
+                    <w:t>Zonain</w:t>
+                  </w:r>
+                  <w:proofErr w:type="spellEnd"/>
                 </w:p>
               </w:tc>
             </w:tr>
@@ -5961,6 +5975,7 @@
             <w:tblPr>
               <w:tblW w:w="0" w:type="auto"/>
               <w:tblCellSpacing w:w="15" w:type="dxa"/>
+              <w:tblLayout w:type="fixed"/>
               <w:tblCellMar>
                 <w:top w:w="15" w:type="dxa"/>
                 <w:left w:w="15" w:type="dxa"/>
@@ -6018,6 +6033,7 @@
             <w:tblPr>
               <w:tblW w:w="0" w:type="auto"/>
               <w:tblCellSpacing w:w="15" w:type="dxa"/>
+              <w:tblLayout w:type="fixed"/>
               <w:tblCellMar>
                 <w:top w:w="15" w:type="dxa"/>
                 <w:left w:w="15" w:type="dxa"/>
@@ -6240,7 +6256,7 @@
 </file>
 
 <file path=word/endnotes.xml><?xml version="1.0" encoding="utf-8"?>
-<w:endnotes xmlns:wpc="http://schemas.microsoft.com/office/word/2010/wordprocessingCanvas" xmlns:cx="http://schemas.microsoft.com/office/drawing/2014/chartex" xmlns:cx1="http://schemas.microsoft.com/office/drawing/2015/9/8/chartex" xmlns:cx2="http://schemas.microsoft.com/office/drawing/2015/10/21/chartex" xmlns:cx3="http://schemas.microsoft.com/office/drawing/2016/5/9/chartex" xmlns:cx4="http://schemas.microsoft.com/office/drawing/2016/5/10/chartex" xmlns:cx5="http://schemas.microsoft.com/office/drawing/2016/5/11/chartex" xmlns:cx6="http://schemas.microsoft.com/office/drawing/2016/5/12/chartex" xmlns:cx7="http://schemas.microsoft.com/office/drawing/2016/5/13/chartex" xmlns:cx8="http://schemas.microsoft.com/office/drawing/2016/5/14/chartex" xmlns:mc="http://schemas.openxmlformats.org/markup-compatibility/2006" xmlns:aink="http://schemas.microsoft.com/office/drawing/2016/ink" xmlns:am3d="http://schemas.microsoft.com/office/drawing/2017/model3d" xmlns:o="urn:schemas-microsoft-com:office:office" xmlns:oel="http://schemas.microsoft.com/office/2019/extlst" xmlns:r="http://schemas.openxmlformats.org/officeDocument/2006/relationships" xmlns:m="http://schemas.openxmlformats.org/officeDocument/2006/math" xmlns:v="urn:schemas-microsoft-com:vml" xmlns:wp14="http://schemas.microsoft.com/office/word/2010/wordprocessingDrawing" xmlns:wp="http://schemas.openxmlformats.org/drawingml/2006/wordprocessingDrawing" xmlns:w10="urn:schemas-microsoft-com:office:word" xmlns:w="http://schemas.openxmlformats.org/wordprocessingml/2006/main" xmlns:w14="http://schemas.microsoft.com/office/word/2010/wordml" xmlns:w15="http://schemas.microsoft.com/office/word/2012/wordml" xmlns:w16cex="http://schemas.microsoft.com/office/word/2018/wordml/cex" xmlns:w16cid="http://schemas.microsoft.com/office/word/2016/wordml/cid" xmlns:w16="http://schemas.microsoft.com/office/word/2018/wordml" xmlns:w16du="http://schemas.microsoft.com/office/word/2023/wordml/word16du" xmlns:w16sdtdh="http://schemas.microsoft.com/office/word/2020/wordml/sdtdatahash" xmlns:w16sdtfl="http://schemas.microsoft.com/office/word/2024/wordml/sdtformatlock" xmlns:w16se="http://schemas.microsoft.com/office/word/2015/wordml/symex" xmlns:wpg="http://schemas.microsoft.com/office/word/2010/wordprocessingGroup" xmlns:wpi="http://schemas.microsoft.com/office/word/2010/wordprocessingInk" xmlns:wne="http://schemas.microsoft.com/office/word/2006/wordml" xmlns:wps="http://schemas.microsoft.com/office/word/2010/wordprocessingShape" mc:Ignorable="w14 w15 w16se w16cid w16 w16cex w16sdtdh w16sdtfl w16du wp14">
+<w:endnotes xmlns:wpc="http://schemas.microsoft.com/office/word/2010/wordprocessingCanvas" xmlns:cx="http://schemas.microsoft.com/office/drawing/2014/chartex" xmlns:cx1="http://schemas.microsoft.com/office/drawing/2015/9/8/chartex" xmlns:cx2="http://schemas.microsoft.com/office/drawing/2015/10/21/chartex" xmlns:cx3="http://schemas.microsoft.com/office/drawing/2016/5/9/chartex" xmlns:cx4="http://schemas.microsoft.com/office/drawing/2016/5/10/chartex" xmlns:cx5="http://schemas.microsoft.com/office/drawing/2016/5/11/chartex" xmlns:cx6="http://schemas.microsoft.com/office/drawing/2016/5/12/chartex" xmlns:cx7="http://schemas.microsoft.com/office/drawing/2016/5/13/chartex" xmlns:cx8="http://schemas.microsoft.com/office/drawing/2016/5/14/chartex" xmlns:mc="http://schemas.openxmlformats.org/markup-compatibility/2006" xmlns:aink="http://schemas.microsoft.com/office/drawing/2016/ink" xmlns:am3d="http://schemas.microsoft.com/office/drawing/2017/model3d" xmlns:o="urn:schemas-microsoft-com:office:office" xmlns:oel="http://schemas.microsoft.com/office/2019/extlst" xmlns:r="http://schemas.openxmlformats.org/officeDocument/2006/relationships" xmlns:m="http://schemas.openxmlformats.org/officeDocument/2006/math" xmlns:v="urn:schemas-microsoft-com:vml" xmlns:wp14="http://schemas.microsoft.com/office/word/2010/wordprocessingDrawing" xmlns:wp="http://schemas.openxmlformats.org/drawingml/2006/wordprocessingDrawing" xmlns:w10="urn:schemas-microsoft-com:office:word" xmlns:w="http://schemas.openxmlformats.org/wordprocessingml/2006/main" xmlns:w14="http://schemas.microsoft.com/office/word/2010/wordml" xmlns:w15="http://schemas.microsoft.com/office/word/2012/wordml" xmlns:w16cex="http://schemas.microsoft.com/office/word/2018/wordml/cex" xmlns:w16cid="http://schemas.microsoft.com/office/word/2016/wordml/cid" xmlns:w16="http://schemas.microsoft.com/office/word/2018/wordml" xmlns:w16sdtdh="http://schemas.microsoft.com/office/word/2020/wordml/sdtdatahash" xmlns:w16se="http://schemas.microsoft.com/office/word/2015/wordml/symex" xmlns:wpg="http://schemas.microsoft.com/office/word/2010/wordprocessingGroup" xmlns:wpi="http://schemas.microsoft.com/office/word/2010/wordprocessingInk" xmlns:wne="http://schemas.microsoft.com/office/word/2006/wordml" xmlns:wps="http://schemas.microsoft.com/office/word/2010/wordprocessingShape" mc:Ignorable="w14 w15 w16se w16cid w16 w16cex w16sdtdh wp14">
   <w:endnote w:type="separator" w:id="-1">
     <w:p>
       <w:pPr>
@@ -6265,7 +6281,7 @@
 </file>
 
 <file path=word/footnotes.xml><?xml version="1.0" encoding="utf-8"?>
-<w:footnotes xmlns:wpc="http://schemas.microsoft.com/office/word/2010/wordprocessingCanvas" xmlns:cx="http://schemas.microsoft.com/office/drawing/2014/chartex" xmlns:cx1="http://schemas.microsoft.com/office/drawing/2015/9/8/chartex" xmlns:cx2="http://schemas.microsoft.com/office/drawing/2015/10/21/chartex" xmlns:cx3="http://schemas.microsoft.com/office/drawing/2016/5/9/chartex" xmlns:cx4="http://schemas.microsoft.com/office/drawing/2016/5/10/chartex" xmlns:cx5="http://schemas.microsoft.com/office/drawing/2016/5/11/chartex" xmlns:cx6="http://schemas.microsoft.com/office/drawing/2016/5/12/chartex" xmlns:cx7="http://schemas.microsoft.com/office/drawing/2016/5/13/chartex" xmlns:cx8="http://schemas.microsoft.com/office/drawing/2016/5/14/chartex" xmlns:mc="http://schemas.openxmlformats.org/markup-compatibility/2006" xmlns:aink="http://schemas.microsoft.com/office/drawing/2016/ink" xmlns:am3d="http://schemas.microsoft.com/office/drawing/2017/model3d" xmlns:o="urn:schemas-microsoft-com:office:office" xmlns:oel="http://schemas.microsoft.com/office/2019/extlst" xmlns:r="http://schemas.openxmlformats.org/officeDocument/2006/relationships" xmlns:m="http://schemas.openxmlformats.org/officeDocument/2006/math" xmlns:v="urn:schemas-microsoft-com:vml" xmlns:wp14="http://schemas.microsoft.com/office/word/2010/wordprocessingDrawing" xmlns:wp="http://schemas.openxmlformats.org/drawingml/2006/wordprocessingDrawing" xmlns:w10="urn:schemas-microsoft-com:office:word" xmlns:w="http://schemas.openxmlformats.org/wordprocessingml/2006/main" xmlns:w14="http://schemas.microsoft.com/office/word/2010/wordml" xmlns:w15="http://schemas.microsoft.com/office/word/2012/wordml" xmlns:w16cex="http://schemas.microsoft.com/office/word/2018/wordml/cex" xmlns:w16cid="http://schemas.microsoft.com/office/word/2016/wordml/cid" xmlns:w16="http://schemas.microsoft.com/office/word/2018/wordml" xmlns:w16du="http://schemas.microsoft.com/office/word/2023/wordml/word16du" xmlns:w16sdtdh="http://schemas.microsoft.com/office/word/2020/wordml/sdtdatahash" xmlns:w16sdtfl="http://schemas.microsoft.com/office/word/2024/wordml/sdtformatlock" xmlns:w16se="http://schemas.microsoft.com/office/word/2015/wordml/symex" xmlns:wpg="http://schemas.microsoft.com/office/word/2010/wordprocessingGroup" xmlns:wpi="http://schemas.microsoft.com/office/word/2010/wordprocessingInk" xmlns:wne="http://schemas.microsoft.com/office/word/2006/wordml" xmlns:wps="http://schemas.microsoft.com/office/word/2010/wordprocessingShape" mc:Ignorable="w14 w15 w16se w16cid w16 w16cex w16sdtdh w16sdtfl w16du wp14">
+<w:footnotes xmlns:wpc="http://schemas.microsoft.com/office/word/2010/wordprocessingCanvas" xmlns:cx="http://schemas.microsoft.com/office/drawing/2014/chartex" xmlns:cx1="http://schemas.microsoft.com/office/drawing/2015/9/8/chartex" xmlns:cx2="http://schemas.microsoft.com/office/drawing/2015/10/21/chartex" xmlns:cx3="http://schemas.microsoft.com/office/drawing/2016/5/9/chartex" xmlns:cx4="http://schemas.microsoft.com/office/drawing/2016/5/10/chartex" xmlns:cx5="http://schemas.microsoft.com/office/drawing/2016/5/11/chartex" xmlns:cx6="http://schemas.microsoft.com/office/drawing/2016/5/12/chartex" xmlns:cx7="http://schemas.microsoft.com/office/drawing/2016/5/13/chartex" xmlns:cx8="http://schemas.microsoft.com/office/drawing/2016/5/14/chartex" xmlns:mc="http://schemas.openxmlformats.org/markup-compatibility/2006" xmlns:aink="http://schemas.microsoft.com/office/drawing/2016/ink" xmlns:am3d="http://schemas.microsoft.com/office/drawing/2017/model3d" xmlns:o="urn:schemas-microsoft-com:office:office" xmlns:oel="http://schemas.microsoft.com/office/2019/extlst" xmlns:r="http://schemas.openxmlformats.org/officeDocument/2006/relationships" xmlns:m="http://schemas.openxmlformats.org/officeDocument/2006/math" xmlns:v="urn:schemas-microsoft-com:vml" xmlns:wp14="http://schemas.microsoft.com/office/word/2010/wordprocessingDrawing" xmlns:wp="http://schemas.openxmlformats.org/drawingml/2006/wordprocessingDrawing" xmlns:w10="urn:schemas-microsoft-com:office:word" xmlns:w="http://schemas.openxmlformats.org/wordprocessingml/2006/main" xmlns:w14="http://schemas.microsoft.com/office/word/2010/wordml" xmlns:w15="http://schemas.microsoft.com/office/word/2012/wordml" xmlns:w16cex="http://schemas.microsoft.com/office/word/2018/wordml/cex" xmlns:w16cid="http://schemas.microsoft.com/office/word/2016/wordml/cid" xmlns:w16="http://schemas.microsoft.com/office/word/2018/wordml" xmlns:w16sdtdh="http://schemas.microsoft.com/office/word/2020/wordml/sdtdatahash" xmlns:w16se="http://schemas.microsoft.com/office/word/2015/wordml/symex" xmlns:wpg="http://schemas.microsoft.com/office/word/2010/wordprocessingGroup" xmlns:wpi="http://schemas.microsoft.com/office/word/2010/wordprocessingInk" xmlns:wne="http://schemas.microsoft.com/office/word/2006/wordml" xmlns:wps="http://schemas.microsoft.com/office/word/2010/wordprocessingShape" mc:Ignorable="w14 w15 w16se w16cid w16 w16cex w16sdtdh wp14">
   <w:footnote w:type="separator" w:id="-1">
     <w:p>
       <w:pPr>
@@ -6290,7 +6306,7 @@
 </file>
 
 <file path=word/numbering.xml><?xml version="1.0" encoding="utf-8"?>
-<w:numbering xmlns:wpc="http://schemas.microsoft.com/office/word/2010/wordprocessingCanvas" xmlns:cx="http://schemas.microsoft.com/office/drawing/2014/chartex" xmlns:cx1="http://schemas.microsoft.com/office/drawing/2015/9/8/chartex" xmlns:cx2="http://schemas.microsoft.com/office/drawing/2015/10/21/chartex" xmlns:cx3="http://schemas.microsoft.com/office/drawing/2016/5/9/chartex" xmlns:cx4="http://schemas.microsoft.com/office/drawing/2016/5/10/chartex" xmlns:cx5="http://schemas.microsoft.com/office/drawing/2016/5/11/chartex" xmlns:cx6="http://schemas.microsoft.com/office/drawing/2016/5/12/chartex" xmlns:cx7="http://schemas.microsoft.com/office/drawing/2016/5/13/chartex" xmlns:cx8="http://schemas.microsoft.com/office/drawing/2016/5/14/chartex" xmlns:mc="http://schemas.openxmlformats.org/markup-compatibility/2006" xmlns:aink="http://schemas.microsoft.com/office/drawing/2016/ink" xmlns:am3d="http://schemas.microsoft.com/office/drawing/2017/model3d" xmlns:o="urn:schemas-microsoft-com:office:office" xmlns:oel="http://schemas.microsoft.com/office/2019/extlst" xmlns:r="http://schemas.openxmlformats.org/officeDocument/2006/relationships" xmlns:m="http://schemas.openxmlformats.org/officeDocument/2006/math" xmlns:v="urn:schemas-microsoft-com:vml" xmlns:wp14="http://schemas.microsoft.com/office/word/2010/wordprocessingDrawing" xmlns:wp="http://schemas.openxmlformats.org/drawingml/2006/wordprocessingDrawing" xmlns:w10="urn:schemas-microsoft-com:office:word" xmlns:w="http://schemas.openxmlformats.org/wordprocessingml/2006/main" xmlns:w14="http://schemas.microsoft.com/office/word/2010/wordml" xmlns:w15="http://schemas.microsoft.com/office/word/2012/wordml" xmlns:w16cex="http://schemas.microsoft.com/office/word/2018/wordml/cex" xmlns:w16cid="http://schemas.microsoft.com/office/word/2016/wordml/cid" xmlns:w16="http://schemas.microsoft.com/office/word/2018/wordml" xmlns:w16du="http://schemas.microsoft.com/office/word/2023/wordml/word16du" xmlns:w16sdtdh="http://schemas.microsoft.com/office/word/2020/wordml/sdtdatahash" xmlns:w16sdtfl="http://schemas.microsoft.com/office/word/2024/wordml/sdtformatlock" xmlns:w16se="http://schemas.microsoft.com/office/word/2015/wordml/symex" xmlns:wpg="http://schemas.microsoft.com/office/word/2010/wordprocessingGroup" xmlns:wpi="http://schemas.microsoft.com/office/word/2010/wordprocessingInk" xmlns:wne="http://schemas.microsoft.com/office/word/2006/wordml" xmlns:wps="http://schemas.microsoft.com/office/word/2010/wordprocessingShape" mc:Ignorable="w14 w15 w16se w16cid w16 w16cex w16sdtdh w16sdtfl w16du wp14">
+<w:numbering xmlns:wpc="http://schemas.microsoft.com/office/word/2010/wordprocessingCanvas" xmlns:cx="http://schemas.microsoft.com/office/drawing/2014/chartex" xmlns:cx1="http://schemas.microsoft.com/office/drawing/2015/9/8/chartex" xmlns:cx2="http://schemas.microsoft.com/office/drawing/2015/10/21/chartex" xmlns:cx3="http://schemas.microsoft.com/office/drawing/2016/5/9/chartex" xmlns:cx4="http://schemas.microsoft.com/office/drawing/2016/5/10/chartex" xmlns:cx5="http://schemas.microsoft.com/office/drawing/2016/5/11/chartex" xmlns:cx6="http://schemas.microsoft.com/office/drawing/2016/5/12/chartex" xmlns:cx7="http://schemas.microsoft.com/office/drawing/2016/5/13/chartex" xmlns:cx8="http://schemas.microsoft.com/office/drawing/2016/5/14/chartex" xmlns:mc="http://schemas.openxmlformats.org/markup-compatibility/2006" xmlns:aink="http://schemas.microsoft.com/office/drawing/2016/ink" xmlns:am3d="http://schemas.microsoft.com/office/drawing/2017/model3d" xmlns:o="urn:schemas-microsoft-com:office:office" xmlns:oel="http://schemas.microsoft.com/office/2019/extlst" xmlns:r="http://schemas.openxmlformats.org/officeDocument/2006/relationships" xmlns:m="http://schemas.openxmlformats.org/officeDocument/2006/math" xmlns:v="urn:schemas-microsoft-com:vml" xmlns:wp14="http://schemas.microsoft.com/office/word/2010/wordprocessingDrawing" xmlns:wp="http://schemas.openxmlformats.org/drawingml/2006/wordprocessingDrawing" xmlns:w10="urn:schemas-microsoft-com:office:word" xmlns:w="http://schemas.openxmlformats.org/wordprocessingml/2006/main" xmlns:w14="http://schemas.microsoft.com/office/word/2010/wordml" xmlns:w15="http://schemas.microsoft.com/office/word/2012/wordml" xmlns:w16cex="http://schemas.microsoft.com/office/word/2018/wordml/cex" xmlns:w16cid="http://schemas.microsoft.com/office/word/2016/wordml/cid" xmlns:w16="http://schemas.microsoft.com/office/word/2018/wordml" xmlns:w16sdtdh="http://schemas.microsoft.com/office/word/2020/wordml/sdtdatahash" xmlns:w16se="http://schemas.microsoft.com/office/word/2015/wordml/symex" xmlns:wpg="http://schemas.microsoft.com/office/word/2010/wordprocessingGroup" xmlns:wpi="http://schemas.microsoft.com/office/word/2010/wordprocessingInk" xmlns:wne="http://schemas.microsoft.com/office/word/2006/wordml" xmlns:wps="http://schemas.microsoft.com/office/word/2010/wordprocessingShape" mc:Ignorable="w14 w15 w16se w16cid w16 w16cex w16sdtdh wp14">
   <w:abstractNum w:abstractNumId="0" w15:restartNumberingAfterBreak="0">
     <w:nsid w:val="FFFFFF7C"/>
     <w:multiLevelType w:val="singleLevel"/>
@@ -9537,7 +9553,7 @@
 </file>
 
 <file path=word/styles.xml><?xml version="1.0" encoding="utf-8"?>
-<w:styles xmlns:mc="http://schemas.openxmlformats.org/markup-compatibility/2006" xmlns:r="http://schemas.openxmlformats.org/officeDocument/2006/relationships" xmlns:w="http://schemas.openxmlformats.org/wordprocessingml/2006/main" xmlns:w14="http://schemas.microsoft.com/office/word/2010/wordml" xmlns:w15="http://schemas.microsoft.com/office/word/2012/wordml" xmlns:w16cex="http://schemas.microsoft.com/office/word/2018/wordml/cex" xmlns:w16cid="http://schemas.microsoft.com/office/word/2016/wordml/cid" xmlns:w16="http://schemas.microsoft.com/office/word/2018/wordml" xmlns:w16du="http://schemas.microsoft.com/office/word/2023/wordml/word16du" xmlns:w16sdtdh="http://schemas.microsoft.com/office/word/2020/wordml/sdtdatahash" xmlns:w16sdtfl="http://schemas.microsoft.com/office/word/2024/wordml/sdtformatlock" xmlns:w16se="http://schemas.microsoft.com/office/word/2015/wordml/symex" mc:Ignorable="w14 w15 w16se w16cid w16 w16cex w16sdtdh w16sdtfl w16du">
+<w:styles xmlns:mc="http://schemas.openxmlformats.org/markup-compatibility/2006" xmlns:r="http://schemas.openxmlformats.org/officeDocument/2006/relationships" xmlns:w="http://schemas.openxmlformats.org/wordprocessingml/2006/main" xmlns:w14="http://schemas.microsoft.com/office/word/2010/wordml" xmlns:w15="http://schemas.microsoft.com/office/word/2012/wordml" xmlns:w16cex="http://schemas.microsoft.com/office/word/2018/wordml/cex" xmlns:w16cid="http://schemas.microsoft.com/office/word/2016/wordml/cid" xmlns:w16="http://schemas.microsoft.com/office/word/2018/wordml" xmlns:w16sdtdh="http://schemas.microsoft.com/office/word/2020/wordml/sdtdatahash" xmlns:w16se="http://schemas.microsoft.com/office/word/2015/wordml/symex" mc:Ignorable="w14 w15 w16se w16cid w16 w16cex w16sdtdh">
   <w:docDefaults>
     <w:rPrDefault>
       <w:rPr>
@@ -9986,6 +10002,7 @@
   <w:style w:type="character" w:default="1" w:styleId="DefaultParagraphFont">
     <w:name w:val="Default Paragraph Font"/>
     <w:uiPriority w:val="1"/>
+    <w:semiHidden/>
     <w:unhideWhenUsed/>
   </w:style>
   <w:style w:type="table" w:default="1" w:styleId="TableNormal">
